--- a/LED_PEDD_계획서_최종본.docx
+++ b/LED_PEDD_계획서_최종본.docx
@@ -1421,13 +1421,53 @@
       <w:pPr>
         <w:spacing w:after="129" w:line="257" w:lineRule="auto"/>
         <w:ind w:left="-5"/>
-        <w:jc w:val="left"/>
+        <w:jc w:val="center"/>
+      </w:pPr>
+      <w:r>
+        <w:drawing>
+          <wp:inline xmlns:a="http://schemas.openxmlformats.org/drawingml/2006/main" xmlns:pic="http://schemas.openxmlformats.org/drawingml/2006/picture">
+            <wp:extent cx="5580000" cy="2960816"/>
+            <wp:docPr id="1" name="Picture 1"/>
+            <wp:cNvGraphicFramePr>
+              <a:graphicFrameLocks noChangeAspect="1"/>
+            </wp:cNvGraphicFramePr>
+            <a:graphic>
+              <a:graphicData uri="http://schemas.openxmlformats.org/drawingml/2006/picture">
+                <pic:pic>
+                  <pic:nvPicPr>
+                    <pic:cNvPr id="0" name="fig1_block_diagram.png"/>
+                    <pic:cNvPicPr/>
+                  </pic:nvPicPr>
+                  <pic:blipFill>
+                    <a:blip r:embed="rId12"/>
+                    <a:stretch>
+                      <a:fillRect/>
+                    </a:stretch>
+                  </pic:blipFill>
+                  <pic:spPr>
+                    <a:xfrm>
+                      <a:off x="0" y="0"/>
+                      <a:ext cx="5580000" cy="2960816"/>
+                    </a:xfrm>
+                    <a:prstGeom prst="rect"/>
+                  </pic:spPr>
+                </pic:pic>
+              </a:graphicData>
+            </a:graphic>
+          </wp:inline>
+        </w:drawing>
+      </w:r>
+    </w:p>
+    <w:p>
+      <w:pPr>
+        <w:jc w:val="center"/>
       </w:pPr>
       <w:r>
         <w:rPr>
-          <w:b/>
+          <w:i w:val="0"/>
+          <w:sz w:val="18"/>
         </w:rPr>
-        <w:t xml:space="preserve">[그림 1] 시스템 블록도  ★ 이 문단을 figures/fig1_block_diagram.svg 그림으로 교체할 것 (삽입 &gt; 그림 &gt; 이 디바이스) ★</w:t>
+        <w:t>[그림 1] 시스템 블록도</w:t>
       </w:r>
     </w:p>
     <w:p>
@@ -9652,6 +9692,57 @@
     </w:p>
     <w:p>
       <w:pPr>
+        <w:jc w:val="center"/>
+      </w:pPr>
+      <w:r>
+        <w:drawing>
+          <wp:inline xmlns:a="http://schemas.openxmlformats.org/drawingml/2006/main" xmlns:pic="http://schemas.openxmlformats.org/drawingml/2006/picture">
+            <wp:extent cx="5580000" cy="4712838"/>
+            <wp:docPr id="3" name="Picture 3"/>
+            <wp:cNvGraphicFramePr>
+              <a:graphicFrameLocks noChangeAspect="1"/>
+            </wp:cNvGraphicFramePr>
+            <a:graphic>
+              <a:graphicData uri="http://schemas.openxmlformats.org/drawingml/2006/picture">
+                <pic:pic>
+                  <pic:nvPicPr>
+                    <pic:cNvPr id="0" name="fig3_schematic.png"/>
+                    <pic:cNvPicPr/>
+                  </pic:nvPicPr>
+                  <pic:blipFill>
+                    <a:blip r:embed="rId14"/>
+                    <a:stretch>
+                      <a:fillRect/>
+                    </a:stretch>
+                  </pic:blipFill>
+                  <pic:spPr>
+                    <a:xfrm>
+                      <a:off x="0" y="0"/>
+                      <a:ext cx="5580000" cy="4712838"/>
+                    </a:xfrm>
+                    <a:prstGeom prst="rect"/>
+                  </pic:spPr>
+                </pic:pic>
+              </a:graphicData>
+            </a:graphic>
+          </wp:inline>
+        </w:drawing>
+      </w:r>
+    </w:p>
+    <w:p>
+      <w:pPr>
+        <w:jc w:val="center"/>
+      </w:pPr>
+      <w:r>
+        <w:rPr>
+          <w:i w:val="0"/>
+          <w:sz w:val="18"/>
+        </w:rPr>
+        <w:t>[그림 3] 전체 시스템 회로도</w:t>
+      </w:r>
+    </w:p>
+    <w:p>
+      <w:pPr>
         <w:pStyle w:val="2"/>
         <w:tabs>
           <w:tab w:val="left" w:pos="624"/>
@@ -10727,13 +10818,53 @@
       <w:pPr>
         <w:spacing w:after="129" w:line="257" w:lineRule="auto"/>
         <w:ind w:left="-5"/>
-        <w:jc w:val="left"/>
+        <w:jc w:val="center"/>
+      </w:pPr>
+      <w:r>
+        <w:drawing>
+          <wp:inline xmlns:a="http://schemas.openxmlformats.org/drawingml/2006/main" xmlns:pic="http://schemas.openxmlformats.org/drawingml/2006/picture">
+            <wp:extent cx="4140000" cy="5618571"/>
+            <wp:docPr id="2" name="Picture 2"/>
+            <wp:cNvGraphicFramePr>
+              <a:graphicFrameLocks noChangeAspect="1"/>
+            </wp:cNvGraphicFramePr>
+            <a:graphic>
+              <a:graphicData uri="http://schemas.openxmlformats.org/drawingml/2006/picture">
+                <pic:pic>
+                  <pic:nvPicPr>
+                    <pic:cNvPr id="0" name="fig2_program_flow.png"/>
+                    <pic:cNvPicPr/>
+                  </pic:nvPicPr>
+                  <pic:blipFill>
+                    <a:blip r:embed="rId13"/>
+                    <a:stretch>
+                      <a:fillRect/>
+                    </a:stretch>
+                  </pic:blipFill>
+                  <pic:spPr>
+                    <a:xfrm>
+                      <a:off x="0" y="0"/>
+                      <a:ext cx="4140000" cy="5618571"/>
+                    </a:xfrm>
+                    <a:prstGeom prst="rect"/>
+                  </pic:spPr>
+                </pic:pic>
+              </a:graphicData>
+            </a:graphic>
+          </wp:inline>
+        </w:drawing>
+      </w:r>
+    </w:p>
+    <w:p>
+      <w:pPr>
+        <w:jc w:val="center"/>
       </w:pPr>
       <w:r>
         <w:rPr>
-          <w:b/>
+          <w:i w:val="0"/>
+          <w:sz w:val="18"/>
         </w:rPr>
-        <w:t xml:space="preserve">[그림 2] 프로그램 흐름도  ★ 이 문단을 figures/fig2_program_flow.svg 그림으로 교체할 것 (삽입 &gt; 그림 &gt; 이 디바이스) ★</w:t>
+        <w:t>[그림 2] 프로그램 흐름도</w:t>
       </w:r>
     </w:p>
     <w:p>
